--- a/docs/requirement-elicitation/02_Interview_Elicitation_Notes_Wonton_POS.docx
+++ b/docs/requirement-elicitation/02_Interview_Elicitation_Notes_Wonton_POS.docx
@@ -108,7 +108,7 @@
           </w:tcPr>
           <w:p>
             <w:r>
-              <w:t>Capture business goals, operational pain points, scope boundaries, business rules, and success expectations for Wonton POS from the primary business stakeholder.</w:t>
+              <w:t>Capture business goals, operational pain points, scope boundaries, business rules, and success expectations for Wonton POS from the project sponsor, FOH Manager, and BOH Manager perspectives.</w:t>
             </w:r>
           </w:p>
         </w:tc>
@@ -158,7 +158,7 @@
           </w:tcPr>
           <w:p>
             <w:r>
-              <w:t>Nguyen Quang Anh</w:t>
+              <w:t>Nguyen Quang Anh; FOH Manager Representative; BOH Manager Representative</w:t>
             </w:r>
           </w:p>
         </w:tc>
@@ -212,7 +212,7 @@
           </w:tcPr>
           <w:p>
             <w:r>
-              <w:t>CEO / Project Sponsor</w:t>
+              <w:t>CEO / Project Sponsor; FOH Manager; BOH Manager</w:t>
             </w:r>
           </w:p>
         </w:tc>
@@ -410,7 +410,7 @@
           </w:tcPr>
           <w:p>
             <w:r>
-              <w:t>Written notes with post-session recap confirmation</w:t>
+              <w:t>Written notes with post-session recap confirmation across sponsor, FOH, and BOH viewpoints</w:t>
             </w:r>
           </w:p>
         </w:tc>
@@ -1658,21 +1658,25 @@
       <w:r>
         <w:t>Detailed interview notes:</w:t>
         <w:br/>
-        <w:t>1. Business priority: the sponsor emphasized that the first business value of the system is not visual complexity but operational reliability. The restaurant needs fewer order mistakes, faster order handoff, and clearer visibility across cashier, service, and kitchen roles.</w:t>
+        <w:t>1. Business priority: the sponsor, FOH Manager, and BOH Manager emphasized that the first business value of the system is operational reliability rather than visual complexity. The restaurant needs fewer order mistakes, faster handoff, and clearer visibility across cashier, service, and kitchen roles.</w:t>
         <w:br/>
         <w:t>2. Service-model clarification: dine-in, takeaway, and pickup are all required because they reflect real current operations. Delivery-related capability was explicitly treated as outside the present requirement baseline to avoid scope expansion.</w:t>
         <w:br/>
         <w:t>3. Payment-policy clarification: takeaway and pickup must not proceed to kitchen handling before payment is confirmed, while dine-in may remain unpaid until later settlement. This means the system must preserve independent order and payment states instead of forcing a single lifecycle.</w:t>
         <w:br/>
-        <w:t>4. Customer experience expectation: the sponsor prefers a simple Vietnamese-first interface with minimal training effort for staff and low friction for customers. Guest checkout remains important because many customers may place one-off orders without wanting to register an account.</w:t>
+        <w:t>4. FOH workflow expectation: the FOH Manager confirmed the need for fast counter order entry, clear table assignment or transfer, visible payment state, and reliable handoff confirmation so service staff can coordinate with customers without repeated verbal checks.</w:t>
         <w:br/>
-        <w:t>5. Tracking and transparency: the sponsor confirmed that guest order tracking must work through Order Code + Phone Number. This was described as essential for reducing repeated status inquiries and helping customers trust the ordering process.</w:t>
+        <w:t>5. BOH workflow expectation: the BOH Manager confirmed that the kitchen needs clear KDS visibility, item-level details, service model, pickup time where applicable, status updates, and a way to flag unavailable or unfulfillable items without silently losing the order.</w:t>
         <w:br/>
-        <w:t>6. Reporting expectation: management views should support revenue tracking, top-selling items, and peak-hour insight because the restaurant currently lacks dependable structured data for these decisions.</w:t>
+        <w:t>6. Customer experience expectation: the sponsor and FOH Manager prefer a simple Vietnamese-first interface with minimal training effort for staff and low friction for customers. Guest checkout remains important because many customers may place one-off orders without wanting to register an account.</w:t>
         <w:br/>
-        <w:t>7. Technical and rollout constraint: online payment can use sandbox or test integration during implementation, but the business rule around prepayment must still behave as if it were a real operational flow.</w:t>
+        <w:t>7. Tracking and transparency: the stakeholders confirmed that guest order tracking must work through Order Code + Phone Number. This was described as essential for reducing repeated status inquiries and helping customers trust the ordering process.</w:t>
         <w:br/>
-        <w:t>8. Follow-up implication: requirement analysis must pay special attention to order-status visibility, table assignment, item availability handling, and fast staff workflows at the counter.</w:t>
+        <w:t>8. Reporting expectation: management views should support revenue tracking, top-selling items, peak-hour insight, payment-method breakdown, and unresolved operational exceptions because the restaurant currently lacks dependable structured data for these decisions.</w:t>
+        <w:br/>
+        <w:t>9. Technical and rollout constraint: online payment can use sandbox or test integration during implementation, but the business rule around prepayment must still behave as if it were a real operational flow.</w:t>
+        <w:br/>
+        <w:t>10. Follow-up implication: requirement analysis must pay special attention to order-status visibility, table assignment, item availability handling, fast staff workflows at the counter, and kitchen exception handling.</w:t>
       </w:r>
     </w:p>
     <w:sectPr>
